--- a/Final Year Project-IUS/Proposal-IUS/Final year project proposal-ius.docx
+++ b/Final Year Project-IUS/Proposal-IUS/Final year project proposal-ius.docx
@@ -113,7 +113,19 @@
         <w:rPr>
           <w:rFonts w:asciiTheme="majorHAnsi" w:eastAsia="Dotum" w:hAnsiTheme="majorHAnsi" w:cstheme="majorHAnsi"/>
         </w:rPr>
-        <w:t>Project I (3.0 Credits) &amp; Project II (3.0 Credits)</w:t>
+        <w:t xml:space="preserve">Project </w:t>
+      </w:r>
+      <w:r>
+        <w:rPr>
+          <w:rFonts w:asciiTheme="majorHAnsi" w:eastAsia="Dotum" w:hAnsiTheme="majorHAnsi" w:cstheme="majorHAnsi"/>
+        </w:rPr>
+        <w:t>I &amp;</w:t>
+      </w:r>
+      <w:r>
+        <w:rPr>
+          <w:rFonts w:asciiTheme="majorHAnsi" w:eastAsia="Dotum" w:hAnsiTheme="majorHAnsi" w:cstheme="majorHAnsi"/>
+        </w:rPr>
+        <w:t xml:space="preserve"> Project II</w:t>
       </w:r>
     </w:p>
     <w:p>
@@ -315,20 +327,12 @@
         </w:rPr>
         <w:t xml:space="preserve">   </w:t>
       </w:r>
-      <w:proofErr w:type="gramStart"/>
-      <w:r>
-        <w:rPr>
-          <w:rFonts w:asciiTheme="majorHAnsi" w:eastAsia="Dotum" w:hAnsiTheme="majorHAnsi" w:cstheme="majorHAnsi"/>
-        </w:rPr>
-        <w:t>CSE</w:t>
-      </w:r>
-      <w:r>
-        <w:rPr>
-          <w:rFonts w:asciiTheme="majorHAnsi" w:eastAsia="Dotum" w:hAnsiTheme="majorHAnsi" w:cstheme="majorHAnsi"/>
-        </w:rPr>
-        <w:t>,IUS</w:t>
-      </w:r>
-      <w:proofErr w:type="gramEnd"/>
+      <w:r>
+        <w:rPr>
+          <w:rFonts w:asciiTheme="majorHAnsi" w:eastAsia="Dotum" w:hAnsiTheme="majorHAnsi" w:cstheme="majorHAnsi"/>
+        </w:rPr>
+        <w:t>CSE, IUS</w:t>
+      </w:r>
     </w:p>
     <w:p>
       <w:pPr>
@@ -3662,6 +3666,7 @@
     <w:p>
       <w:pPr>
         <w:spacing w:before="240" w:after="0"/>
+        <w:jc w:val="center"/>
         <w:rPr>
           <w:rFonts w:asciiTheme="majorHAnsi" w:eastAsia="Dotum" w:hAnsiTheme="majorHAnsi" w:cstheme="majorHAnsi"/>
           <w:b/>
@@ -3674,7 +3679,7 @@
           <w:b/>
           <w:bCs/>
         </w:rPr>
-        <w:t>Project I – 3.0 Credits</w:t>
+        <w:t>Project I</w:t>
       </w:r>
     </w:p>
     <w:p>
@@ -4042,6 +4047,15 @@
         <w:spacing w:after="0"/>
         <w:rPr>
           <w:rFonts w:asciiTheme="majorHAnsi" w:eastAsia="Dotum" w:hAnsiTheme="majorHAnsi" w:cstheme="majorHAnsi"/>
+        </w:rPr>
+      </w:pPr>
+    </w:p>
+    <w:p>
+      <w:pPr>
+        <w:spacing w:after="0"/>
+        <w:jc w:val="center"/>
+        <w:rPr>
+          <w:rFonts w:asciiTheme="majorHAnsi" w:eastAsia="Dotum" w:hAnsiTheme="majorHAnsi" w:cstheme="majorHAnsi"/>
           <w:b/>
           <w:bCs/>
         </w:rPr>
@@ -4052,7 +4066,7 @@
           <w:b/>
           <w:bCs/>
         </w:rPr>
-        <w:t>Project II – 3.0 Credits</w:t>
+        <w:t>Project II</w:t>
       </w:r>
     </w:p>
     <w:p>
@@ -4639,14 +4653,6 @@
         </w:rPr>
         <w:t xml:space="preserve"> of a simulated banking organization.</w:t>
       </w:r>
-    </w:p>
-    <w:p>
-      <w:pPr>
-        <w:spacing w:after="0"/>
-        <w:rPr>
-          <w:rFonts w:asciiTheme="majorHAnsi" w:eastAsia="Dotum" w:hAnsiTheme="majorHAnsi" w:cstheme="majorHAnsi"/>
-        </w:rPr>
-      </w:pPr>
     </w:p>
     <w:p>
       <w:pPr>
@@ -13543,6 +13549,7 @@
   <w:style w:type="character" w:default="1" w:styleId="DefaultParagraphFont">
     <w:name w:val="Default Paragraph Font"/>
     <w:uiPriority w:val="1"/>
+    <w:semiHidden/>
     <w:unhideWhenUsed/>
   </w:style>
   <w:style w:type="table" w:default="1" w:styleId="TableNormal">
@@ -13985,6 +13992,7 @@
     <w:sig w:usb0="E4002EFF" w:usb1="C200247B" w:usb2="00000009" w:usb3="00000000" w:csb0="000001FF" w:csb1="00000000"/>
   </w:font>
   <w:font w:name="Dotum">
+    <w:altName w:val="돋움"/>
     <w:panose1 w:val="020B0600000101010101"/>
     <w:charset w:val="81"/>
     <w:family w:val="swiss"/>
@@ -14010,9 +14018,12 @@
   </w:compat>
   <w:rsids>
     <w:rsidRoot w:val="009F172C"/>
+    <w:rsid w:val="009F131A"/>
     <w:rsid w:val="009F172C"/>
     <w:rsid w:val="00C623B4"/>
+    <w:rsid w:val="00D078D0"/>
     <w:rsid w:val="00D37A07"/>
+    <w:rsid w:val="00F23DA1"/>
   </w:rsids>
   <m:mathPr>
     <m:mathFont m:val="Cambria Math"/>
